--- a/chapters/08/core/AIHE-B05/supp/AIHE-EX15/docx/AIHE-EX15_template.docx
+++ b/chapters/08/core/AIHE-B05/supp/AIHE-EX15/docx/AIHE-EX15_template.docx
@@ -5,7 +5,7 @@
     <w:p>
       <w:pPr>
         <w:pStyle w:val="Title"/>
-        <w:jc w:val="center"/>
+        <w:jc w:val="centre"/>
       </w:pPr>
       <w:r>
         <w:rPr>
@@ -27,7 +27,7 @@
     </w:p>
     <w:p>
       <w:pPr>
-        <w:jc w:val="center"/>
+        <w:jc w:val="centre"/>
       </w:pPr>
       <w:r>
         <w:rPr>
@@ -41,7 +41,7 @@
       <w:tblPr>
         <w:tblStyle w:val="TableGrid"/>
         <w:tblW w:type="auto" w:w="0"/>
-        <w:jc w:val="center"/>
+        <w:jc w:val="centre"/>
         <w:tblLook w:firstColumn="1" w:firstRow="1" w:lastColumn="0" w:lastRow="0" w:noHBand="0" w:noVBand="1" w:val="04A0"/>
       </w:tblPr>
       <w:tblGrid>
@@ -52,7 +52,7 @@
         <w:tc>
           <w:tcPr>
             <w:tcW w:type="dxa" w:w="5256"/>
-            <w:vAlign w:val="center"/>
+            <w:vAlign w:val="centre"/>
             <w:shd w:fill="1F4E79"/>
           </w:tcPr>
           <w:p>
@@ -74,7 +74,7 @@
         <w:tc>
           <w:tcPr>
             <w:tcW w:type="dxa" w:w="5256"/>
-            <w:vAlign w:val="center"/>
+            <w:vAlign w:val="centre"/>
           </w:tcPr>
           <w:p>
             <w:pPr>
@@ -95,7 +95,7 @@
         <w:tc>
           <w:tcPr>
             <w:tcW w:type="dxa" w:w="5256"/>
-            <w:vAlign w:val="center"/>
+            <w:vAlign w:val="centre"/>
             <w:shd w:fill="1F4E79"/>
           </w:tcPr>
           <w:p>
@@ -117,7 +117,7 @@
         <w:tc>
           <w:tcPr>
             <w:tcW w:type="dxa" w:w="5256"/>
-            <w:vAlign w:val="center"/>
+            <w:vAlign w:val="centre"/>
           </w:tcPr>
           <w:p>
             <w:pPr>
@@ -138,7 +138,7 @@
         <w:tc>
           <w:tcPr>
             <w:tcW w:type="dxa" w:w="5256"/>
-            <w:vAlign w:val="center"/>
+            <w:vAlign w:val="centre"/>
             <w:shd w:fill="1F4E79"/>
           </w:tcPr>
           <w:p>
@@ -160,7 +160,7 @@
         <w:tc>
           <w:tcPr>
             <w:tcW w:type="dxa" w:w="5256"/>
-            <w:vAlign w:val="center"/>
+            <w:vAlign w:val="centre"/>
           </w:tcPr>
           <w:p>
             <w:pPr>
@@ -181,7 +181,7 @@
         <w:tc>
           <w:tcPr>
             <w:tcW w:type="dxa" w:w="5256"/>
-            <w:vAlign w:val="center"/>
+            <w:vAlign w:val="centre"/>
             <w:shd w:fill="1F4E79"/>
           </w:tcPr>
           <w:p>
@@ -203,7 +203,7 @@
         <w:tc>
           <w:tcPr>
             <w:tcW w:type="dxa" w:w="5256"/>
-            <w:vAlign w:val="center"/>
+            <w:vAlign w:val="centre"/>
           </w:tcPr>
           <w:p>
             <w:pPr>
@@ -249,7 +249,7 @@
     </w:p>
     <w:p>
       <w:r>
-        <w:t>Use the decision structure—not software familiarity—to select the model. Hybrid models may be justified when clinical progression, queues, heterogeneous behavior, and feedback interact.</w:t>
+        <w:t>Use the decision structure—not software familiarity—to select the model. Hybrid models may be justified when clinical progression, queues, heterogeneous behaviour, and feedback interact.</w:t>
       </w:r>
     </w:p>
     <w:p>
@@ -265,7 +265,7 @@
       <w:tblPr>
         <w:tblStyle w:val="TableGrid"/>
         <w:tblW w:type="auto" w:w="0"/>
-        <w:jc w:val="center"/>
+        <w:jc w:val="centre"/>
         <w:tblLook w:firstColumn="1" w:firstRow="1" w:lastColumn="0" w:lastRow="0" w:noHBand="0" w:noVBand="1" w:val="04A0"/>
       </w:tblPr>
       <w:tblGrid>
@@ -282,7 +282,7 @@
         <w:tc>
           <w:tcPr>
             <w:tcW w:type="dxa" w:w="2088"/>
-            <w:vAlign w:val="center"/>
+            <w:vAlign w:val="centre"/>
             <w:shd w:fill="1F4E79"/>
           </w:tcPr>
           <w:p>
@@ -304,7 +304,7 @@
         <w:tc>
           <w:tcPr>
             <w:tcW w:type="dxa" w:w="1944"/>
-            <w:vAlign w:val="center"/>
+            <w:vAlign w:val="centre"/>
             <w:shd w:fill="1F4E79"/>
           </w:tcPr>
           <w:p>
@@ -326,7 +326,7 @@
         <w:tc>
           <w:tcPr>
             <w:tcW w:type="dxa" w:w="2376"/>
-            <w:vAlign w:val="center"/>
+            <w:vAlign w:val="centre"/>
             <w:shd w:fill="1F4E79"/>
           </w:tcPr>
           <w:p>
@@ -348,7 +348,7 @@
         <w:tc>
           <w:tcPr>
             <w:tcW w:type="dxa" w:w="2880"/>
-            <w:vAlign w:val="center"/>
+            <w:vAlign w:val="centre"/>
             <w:shd w:fill="1F4E79"/>
           </w:tcPr>
           <w:p>
@@ -370,7 +370,7 @@
         <w:tc>
           <w:tcPr>
             <w:tcW w:type="dxa" w:w="2232"/>
-            <w:vAlign w:val="center"/>
+            <w:vAlign w:val="centre"/>
             <w:shd w:fill="1F4E79"/>
           </w:tcPr>
           <w:p>
@@ -394,7 +394,7 @@
         <w:tc>
           <w:tcPr>
             <w:tcW w:type="dxa" w:w="2088"/>
-            <w:vAlign w:val="center"/>
+            <w:vAlign w:val="centre"/>
           </w:tcPr>
           <w:p>
             <w:pPr>
@@ -418,7 +418,7 @@
         <w:tc>
           <w:tcPr>
             <w:tcW w:type="dxa" w:w="1944"/>
-            <w:vAlign w:val="center"/>
+            <w:vAlign w:val="centre"/>
           </w:tcPr>
           <w:p>
             <w:pPr>
@@ -437,7 +437,7 @@
         <w:tc>
           <w:tcPr>
             <w:tcW w:type="dxa" w:w="2376"/>
-            <w:vAlign w:val="center"/>
+            <w:vAlign w:val="centre"/>
           </w:tcPr>
           <w:p>
             <w:pPr>
@@ -456,7 +456,7 @@
         <w:tc>
           <w:tcPr>
             <w:tcW w:type="dxa" w:w="2880"/>
-            <w:vAlign w:val="center"/>
+            <w:vAlign w:val="centre"/>
           </w:tcPr>
           <w:p>
             <w:pPr>
@@ -475,7 +475,7 @@
         <w:tc>
           <w:tcPr>
             <w:tcW w:type="dxa" w:w="2232"/>
-            <w:vAlign w:val="center"/>
+            <w:vAlign w:val="centre"/>
           </w:tcPr>
           <w:p>
             <w:pPr>
@@ -496,7 +496,7 @@
         <w:tc>
           <w:tcPr>
             <w:tcW w:type="dxa" w:w="2088"/>
-            <w:vAlign w:val="center"/>
+            <w:vAlign w:val="centre"/>
             <w:shd w:fill="F3F7FA"/>
           </w:tcPr>
           <w:p>
@@ -521,7 +521,7 @@
         <w:tc>
           <w:tcPr>
             <w:tcW w:type="dxa" w:w="1944"/>
-            <w:vAlign w:val="center"/>
+            <w:vAlign w:val="centre"/>
             <w:shd w:fill="F3F7FA"/>
           </w:tcPr>
           <w:p>
@@ -541,7 +541,7 @@
         <w:tc>
           <w:tcPr>
             <w:tcW w:type="dxa" w:w="2376"/>
-            <w:vAlign w:val="center"/>
+            <w:vAlign w:val="centre"/>
             <w:shd w:fill="F3F7FA"/>
           </w:tcPr>
           <w:p>
@@ -561,7 +561,7 @@
         <w:tc>
           <w:tcPr>
             <w:tcW w:type="dxa" w:w="2880"/>
-            <w:vAlign w:val="center"/>
+            <w:vAlign w:val="centre"/>
             <w:shd w:fill="F3F7FA"/>
           </w:tcPr>
           <w:p>
@@ -581,7 +581,7 @@
         <w:tc>
           <w:tcPr>
             <w:tcW w:type="dxa" w:w="2232"/>
-            <w:vAlign w:val="center"/>
+            <w:vAlign w:val="centre"/>
             <w:shd w:fill="F3F7FA"/>
           </w:tcPr>
           <w:p>
@@ -603,7 +603,7 @@
         <w:tc>
           <w:tcPr>
             <w:tcW w:type="dxa" w:w="2088"/>
-            <w:vAlign w:val="center"/>
+            <w:vAlign w:val="centre"/>
           </w:tcPr>
           <w:p>
             <w:pPr>
@@ -627,7 +627,7 @@
         <w:tc>
           <w:tcPr>
             <w:tcW w:type="dxa" w:w="1944"/>
-            <w:vAlign w:val="center"/>
+            <w:vAlign w:val="centre"/>
           </w:tcPr>
           <w:p>
             <w:pPr>
@@ -646,7 +646,7 @@
         <w:tc>
           <w:tcPr>
             <w:tcW w:type="dxa" w:w="2376"/>
-            <w:vAlign w:val="center"/>
+            <w:vAlign w:val="centre"/>
           </w:tcPr>
           <w:p>
             <w:pPr>
@@ -665,7 +665,7 @@
         <w:tc>
           <w:tcPr>
             <w:tcW w:type="dxa" w:w="2880"/>
-            <w:vAlign w:val="center"/>
+            <w:vAlign w:val="centre"/>
           </w:tcPr>
           <w:p>
             <w:pPr>
@@ -684,7 +684,7 @@
         <w:tc>
           <w:tcPr>
             <w:tcW w:type="dxa" w:w="2232"/>
-            <w:vAlign w:val="center"/>
+            <w:vAlign w:val="centre"/>
           </w:tcPr>
           <w:p>
             <w:pPr>
@@ -705,7 +705,7 @@
         <w:tc>
           <w:tcPr>
             <w:tcW w:type="dxa" w:w="2088"/>
-            <w:vAlign w:val="center"/>
+            <w:vAlign w:val="centre"/>
             <w:shd w:fill="F3F7FA"/>
           </w:tcPr>
           <w:p>
@@ -730,7 +730,7 @@
         <w:tc>
           <w:tcPr>
             <w:tcW w:type="dxa" w:w="1944"/>
-            <w:vAlign w:val="center"/>
+            <w:vAlign w:val="centre"/>
             <w:shd w:fill="F3F7FA"/>
           </w:tcPr>
           <w:p>
@@ -750,7 +750,7 @@
         <w:tc>
           <w:tcPr>
             <w:tcW w:type="dxa" w:w="2376"/>
-            <w:vAlign w:val="center"/>
+            <w:vAlign w:val="centre"/>
             <w:shd w:fill="F3F7FA"/>
           </w:tcPr>
           <w:p>
@@ -770,7 +770,7 @@
         <w:tc>
           <w:tcPr>
             <w:tcW w:type="dxa" w:w="2880"/>
-            <w:vAlign w:val="center"/>
+            <w:vAlign w:val="centre"/>
             <w:shd w:fill="F3F7FA"/>
           </w:tcPr>
           <w:p>
@@ -790,7 +790,7 @@
         <w:tc>
           <w:tcPr>
             <w:tcW w:type="dxa" w:w="2232"/>
-            <w:vAlign w:val="center"/>
+            <w:vAlign w:val="centre"/>
             <w:shd w:fill="F3F7FA"/>
           </w:tcPr>
           <w:p>
@@ -812,7 +812,7 @@
         <w:tc>
           <w:tcPr>
             <w:tcW w:type="dxa" w:w="2088"/>
-            <w:vAlign w:val="center"/>
+            <w:vAlign w:val="centre"/>
           </w:tcPr>
           <w:p>
             <w:pPr>
@@ -836,7 +836,7 @@
         <w:tc>
           <w:tcPr>
             <w:tcW w:type="dxa" w:w="1944"/>
-            <w:vAlign w:val="center"/>
+            <w:vAlign w:val="centre"/>
           </w:tcPr>
           <w:p>
             <w:pPr>
@@ -855,7 +855,7 @@
         <w:tc>
           <w:tcPr>
             <w:tcW w:type="dxa" w:w="2376"/>
-            <w:vAlign w:val="center"/>
+            <w:vAlign w:val="centre"/>
           </w:tcPr>
           <w:p>
             <w:pPr>
@@ -874,7 +874,7 @@
         <w:tc>
           <w:tcPr>
             <w:tcW w:type="dxa" w:w="2880"/>
-            <w:vAlign w:val="center"/>
+            <w:vAlign w:val="centre"/>
           </w:tcPr>
           <w:p>
             <w:pPr>
@@ -893,7 +893,7 @@
         <w:tc>
           <w:tcPr>
             <w:tcW w:type="dxa" w:w="2232"/>
-            <w:vAlign w:val="center"/>
+            <w:vAlign w:val="centre"/>
           </w:tcPr>
           <w:p>
             <w:pPr>
@@ -914,7 +914,7 @@
         <w:tc>
           <w:tcPr>
             <w:tcW w:type="dxa" w:w="2088"/>
-            <w:vAlign w:val="center"/>
+            <w:vAlign w:val="centre"/>
             <w:shd w:fill="F3F7FA"/>
           </w:tcPr>
           <w:p>
@@ -939,7 +939,7 @@
         <w:tc>
           <w:tcPr>
             <w:tcW w:type="dxa" w:w="1944"/>
-            <w:vAlign w:val="center"/>
+            <w:vAlign w:val="centre"/>
             <w:shd w:fill="F3F7FA"/>
           </w:tcPr>
           <w:p>
@@ -959,7 +959,7 @@
         <w:tc>
           <w:tcPr>
             <w:tcW w:type="dxa" w:w="2376"/>
-            <w:vAlign w:val="center"/>
+            <w:vAlign w:val="centre"/>
             <w:shd w:fill="F3F7FA"/>
           </w:tcPr>
           <w:p>
@@ -979,7 +979,7 @@
         <w:tc>
           <w:tcPr>
             <w:tcW w:type="dxa" w:w="2880"/>
-            <w:vAlign w:val="center"/>
+            <w:vAlign w:val="centre"/>
             <w:shd w:fill="F3F7FA"/>
           </w:tcPr>
           <w:p>
@@ -999,7 +999,7 @@
         <w:tc>
           <w:tcPr>
             <w:tcW w:type="dxa" w:w="2232"/>
-            <w:vAlign w:val="center"/>
+            <w:vAlign w:val="centre"/>
             <w:shd w:fill="F3F7FA"/>
           </w:tcPr>
           <w:p>
@@ -1036,7 +1036,7 @@
       <w:tblPr>
         <w:tblStyle w:val="TableGrid"/>
         <w:tblW w:type="auto" w:w="0"/>
-        <w:jc w:val="center"/>
+        <w:jc w:val="centre"/>
         <w:tblLook w:firstColumn="1" w:firstRow="1" w:lastColumn="0" w:lastRow="0" w:noHBand="0" w:noVBand="1" w:val="04A0"/>
       </w:tblPr>
       <w:tblGrid>
@@ -1051,7 +1051,7 @@
         <w:tc>
           <w:tcPr>
             <w:tcW w:type="dxa" w:w="2232"/>
-            <w:vAlign w:val="center"/>
+            <w:vAlign w:val="centre"/>
             <w:shd w:fill="1F4E79"/>
           </w:tcPr>
           <w:p>
@@ -1073,7 +1073,7 @@
         <w:tc>
           <w:tcPr>
             <w:tcW w:type="dxa" w:w="4536"/>
-            <w:vAlign w:val="center"/>
+            <w:vAlign w:val="centre"/>
             <w:shd w:fill="1F4E79"/>
           </w:tcPr>
           <w:p>
@@ -1095,7 +1095,7 @@
         <w:tc>
           <w:tcPr>
             <w:tcW w:type="dxa" w:w="3312"/>
-            <w:vAlign w:val="center"/>
+            <w:vAlign w:val="centre"/>
             <w:shd w:fill="1F4E79"/>
           </w:tcPr>
           <w:p>
@@ -1119,7 +1119,7 @@
         <w:tc>
           <w:tcPr>
             <w:tcW w:type="dxa" w:w="2232"/>
-            <w:vAlign w:val="center"/>
+            <w:vAlign w:val="centre"/>
           </w:tcPr>
           <w:p>
             <w:pPr>
@@ -1143,7 +1143,7 @@
         <w:tc>
           <w:tcPr>
             <w:tcW w:type="dxa" w:w="4536"/>
-            <w:vAlign w:val="center"/>
+            <w:vAlign w:val="centre"/>
           </w:tcPr>
           <w:p>
             <w:pPr>
@@ -1162,7 +1162,7 @@
         <w:tc>
           <w:tcPr>
             <w:tcW w:type="dxa" w:w="3312"/>
-            <w:vAlign w:val="center"/>
+            <w:vAlign w:val="centre"/>
           </w:tcPr>
           <w:p>
             <w:pPr>
@@ -1183,7 +1183,7 @@
         <w:tc>
           <w:tcPr>
             <w:tcW w:type="dxa" w:w="2232"/>
-            <w:vAlign w:val="center"/>
+            <w:vAlign w:val="centre"/>
             <w:shd w:fill="F3F7FA"/>
           </w:tcPr>
           <w:p>
@@ -1208,7 +1208,7 @@
         <w:tc>
           <w:tcPr>
             <w:tcW w:type="dxa" w:w="4536"/>
-            <w:vAlign w:val="center"/>
+            <w:vAlign w:val="centre"/>
             <w:shd w:fill="F3F7FA"/>
           </w:tcPr>
           <w:p>
@@ -1228,7 +1228,7 @@
         <w:tc>
           <w:tcPr>
             <w:tcW w:type="dxa" w:w="3312"/>
-            <w:vAlign w:val="center"/>
+            <w:vAlign w:val="centre"/>
             <w:shd w:fill="F3F7FA"/>
           </w:tcPr>
           <w:p>
@@ -1250,7 +1250,7 @@
         <w:tc>
           <w:tcPr>
             <w:tcW w:type="dxa" w:w="2232"/>
-            <w:vAlign w:val="center"/>
+            <w:vAlign w:val="centre"/>
           </w:tcPr>
           <w:p>
             <w:pPr>
@@ -1274,7 +1274,7 @@
         <w:tc>
           <w:tcPr>
             <w:tcW w:type="dxa" w:w="4536"/>
-            <w:vAlign w:val="center"/>
+            <w:vAlign w:val="centre"/>
           </w:tcPr>
           <w:p>
             <w:pPr>
@@ -1293,7 +1293,7 @@
         <w:tc>
           <w:tcPr>
             <w:tcW w:type="dxa" w:w="3312"/>
-            <w:vAlign w:val="center"/>
+            <w:vAlign w:val="centre"/>
           </w:tcPr>
           <w:p>
             <w:pPr>
@@ -1314,7 +1314,7 @@
         <w:tc>
           <w:tcPr>
             <w:tcW w:type="dxa" w:w="2232"/>
-            <w:vAlign w:val="center"/>
+            <w:vAlign w:val="centre"/>
             <w:shd w:fill="F3F7FA"/>
           </w:tcPr>
           <w:p>
@@ -1339,7 +1339,7 @@
         <w:tc>
           <w:tcPr>
             <w:tcW w:type="dxa" w:w="4536"/>
-            <w:vAlign w:val="center"/>
+            <w:vAlign w:val="centre"/>
             <w:shd w:fill="F3F7FA"/>
           </w:tcPr>
           <w:p>
@@ -1359,7 +1359,7 @@
         <w:tc>
           <w:tcPr>
             <w:tcW w:type="dxa" w:w="3312"/>
-            <w:vAlign w:val="center"/>
+            <w:vAlign w:val="centre"/>
             <w:shd w:fill="F3F7FA"/>
           </w:tcPr>
           <w:p>
@@ -1381,7 +1381,7 @@
         <w:tc>
           <w:tcPr>
             <w:tcW w:type="dxa" w:w="2232"/>
-            <w:vAlign w:val="center"/>
+            <w:vAlign w:val="centre"/>
           </w:tcPr>
           <w:p>
             <w:pPr>
@@ -1405,7 +1405,7 @@
         <w:tc>
           <w:tcPr>
             <w:tcW w:type="dxa" w:w="4536"/>
-            <w:vAlign w:val="center"/>
+            <w:vAlign w:val="centre"/>
           </w:tcPr>
           <w:p>
             <w:pPr>
@@ -1424,7 +1424,7 @@
         <w:tc>
           <w:tcPr>
             <w:tcW w:type="dxa" w:w="3312"/>
-            <w:vAlign w:val="center"/>
+            <w:vAlign w:val="centre"/>
           </w:tcPr>
           <w:p>
             <w:pPr>
@@ -1445,7 +1445,7 @@
         <w:tc>
           <w:tcPr>
             <w:tcW w:type="dxa" w:w="2232"/>
-            <w:vAlign w:val="center"/>
+            <w:vAlign w:val="centre"/>
             <w:shd w:fill="F3F7FA"/>
           </w:tcPr>
           <w:p>
@@ -1470,7 +1470,7 @@
         <w:tc>
           <w:tcPr>
             <w:tcW w:type="dxa" w:w="4536"/>
-            <w:vAlign w:val="center"/>
+            <w:vAlign w:val="centre"/>
             <w:shd w:fill="F3F7FA"/>
           </w:tcPr>
           <w:p>
@@ -1490,7 +1490,7 @@
         <w:tc>
           <w:tcPr>
             <w:tcW w:type="dxa" w:w="3312"/>
-            <w:vAlign w:val="center"/>
+            <w:vAlign w:val="centre"/>
             <w:shd w:fill="F3F7FA"/>
           </w:tcPr>
           <w:p>
@@ -1512,7 +1512,7 @@
         <w:tc>
           <w:tcPr>
             <w:tcW w:type="dxa" w:w="2232"/>
-            <w:vAlign w:val="center"/>
+            <w:vAlign w:val="centre"/>
           </w:tcPr>
           <w:p>
             <w:pPr>
@@ -1536,7 +1536,7 @@
         <w:tc>
           <w:tcPr>
             <w:tcW w:type="dxa" w:w="4536"/>
-            <w:vAlign w:val="center"/>
+            <w:vAlign w:val="centre"/>
           </w:tcPr>
           <w:p>
             <w:pPr>
@@ -1555,7 +1555,7 @@
         <w:tc>
           <w:tcPr>
             <w:tcW w:type="dxa" w:w="3312"/>
-            <w:vAlign w:val="center"/>
+            <w:vAlign w:val="centre"/>
           </w:tcPr>
           <w:p>
             <w:pPr>
@@ -1576,7 +1576,7 @@
         <w:tc>
           <w:tcPr>
             <w:tcW w:type="dxa" w:w="2232"/>
-            <w:vAlign w:val="center"/>
+            <w:vAlign w:val="centre"/>
             <w:shd w:fill="F3F7FA"/>
           </w:tcPr>
           <w:p>
@@ -1601,7 +1601,7 @@
         <w:tc>
           <w:tcPr>
             <w:tcW w:type="dxa" w:w="4536"/>
-            <w:vAlign w:val="center"/>
+            <w:vAlign w:val="centre"/>
             <w:shd w:fill="F3F7FA"/>
           </w:tcPr>
           <w:p>
@@ -1621,7 +1621,7 @@
         <w:tc>
           <w:tcPr>
             <w:tcW w:type="dxa" w:w="3312"/>
-            <w:vAlign w:val="center"/>
+            <w:vAlign w:val="centre"/>
             <w:shd w:fill="F3F7FA"/>
           </w:tcPr>
           <w:p>
@@ -1643,7 +1643,7 @@
         <w:tc>
           <w:tcPr>
             <w:tcW w:type="dxa" w:w="2232"/>
-            <w:vAlign w:val="center"/>
+            <w:vAlign w:val="centre"/>
           </w:tcPr>
           <w:p>
             <w:pPr>
@@ -1667,7 +1667,7 @@
         <w:tc>
           <w:tcPr>
             <w:tcW w:type="dxa" w:w="4536"/>
-            <w:vAlign w:val="center"/>
+            <w:vAlign w:val="centre"/>
           </w:tcPr>
           <w:p>
             <w:pPr>
@@ -1686,7 +1686,7 @@
         <w:tc>
           <w:tcPr>
             <w:tcW w:type="dxa" w:w="3312"/>
-            <w:vAlign w:val="center"/>
+            <w:vAlign w:val="centre"/>
           </w:tcPr>
           <w:p>
             <w:pPr>
@@ -1722,7 +1722,7 @@
       <w:tblPr>
         <w:tblStyle w:val="TableGrid"/>
         <w:tblW w:type="auto" w:w="0"/>
-        <w:jc w:val="center"/>
+        <w:jc w:val="centre"/>
         <w:tblLook w:firstColumn="1" w:firstRow="1" w:lastColumn="0" w:lastRow="0" w:noHBand="0" w:noVBand="1" w:val="04A0"/>
       </w:tblPr>
       <w:tblGrid>
@@ -1737,7 +1737,7 @@
         <w:tc>
           <w:tcPr>
             <w:tcW w:type="dxa" w:w="2088"/>
-            <w:vAlign w:val="center"/>
+            <w:vAlign w:val="centre"/>
             <w:shd w:fill="1F4E79"/>
           </w:tcPr>
           <w:p>
@@ -1759,7 +1759,7 @@
         <w:tc>
           <w:tcPr>
             <w:tcW w:type="dxa" w:w="4464"/>
-            <w:vAlign w:val="center"/>
+            <w:vAlign w:val="centre"/>
             <w:shd w:fill="1F4E79"/>
           </w:tcPr>
           <w:p>
@@ -1781,7 +1781,7 @@
         <w:tc>
           <w:tcPr>
             <w:tcW w:type="dxa" w:w="3456"/>
-            <w:vAlign w:val="center"/>
+            <w:vAlign w:val="centre"/>
             <w:shd w:fill="1F4E79"/>
           </w:tcPr>
           <w:p>
@@ -1805,7 +1805,7 @@
         <w:tc>
           <w:tcPr>
             <w:tcW w:type="dxa" w:w="2088"/>
-            <w:vAlign w:val="center"/>
+            <w:vAlign w:val="centre"/>
           </w:tcPr>
           <w:p>
             <w:pPr>
@@ -1829,7 +1829,7 @@
         <w:tc>
           <w:tcPr>
             <w:tcW w:type="dxa" w:w="4464"/>
-            <w:vAlign w:val="center"/>
+            <w:vAlign w:val="centre"/>
           </w:tcPr>
           <w:p>
             <w:pPr>
@@ -1849,7 +1849,7 @@
         <w:tc>
           <w:tcPr>
             <w:tcW w:type="dxa" w:w="3456"/>
-            <w:vAlign w:val="center"/>
+            <w:vAlign w:val="centre"/>
           </w:tcPr>
           <w:p>
             <w:pPr>
@@ -1870,7 +1870,7 @@
         <w:tc>
           <w:tcPr>
             <w:tcW w:type="dxa" w:w="2088"/>
-            <w:vAlign w:val="center"/>
+            <w:vAlign w:val="centre"/>
             <w:shd w:fill="F3F7FA"/>
           </w:tcPr>
           <w:p>
@@ -1895,7 +1895,7 @@
         <w:tc>
           <w:tcPr>
             <w:tcW w:type="dxa" w:w="4464"/>
-            <w:vAlign w:val="center"/>
+            <w:vAlign w:val="centre"/>
             <w:shd w:fill="F3F7FA"/>
           </w:tcPr>
           <w:p>
@@ -1916,7 +1916,7 @@
         <w:tc>
           <w:tcPr>
             <w:tcW w:type="dxa" w:w="3456"/>
-            <w:vAlign w:val="center"/>
+            <w:vAlign w:val="centre"/>
             <w:shd w:fill="F3F7FA"/>
           </w:tcPr>
           <w:p>
@@ -1938,7 +1938,7 @@
         <w:tc>
           <w:tcPr>
             <w:tcW w:type="dxa" w:w="2088"/>
-            <w:vAlign w:val="center"/>
+            <w:vAlign w:val="centre"/>
           </w:tcPr>
           <w:p>
             <w:pPr>
@@ -1962,7 +1962,7 @@
         <w:tc>
           <w:tcPr>
             <w:tcW w:type="dxa" w:w="4464"/>
-            <w:vAlign w:val="center"/>
+            <w:vAlign w:val="centre"/>
           </w:tcPr>
           <w:p>
             <w:pPr>
@@ -1982,7 +1982,7 @@
         <w:tc>
           <w:tcPr>
             <w:tcW w:type="dxa" w:w="3456"/>
-            <w:vAlign w:val="center"/>
+            <w:vAlign w:val="centre"/>
           </w:tcPr>
           <w:p>
             <w:pPr>
@@ -2003,7 +2003,7 @@
         <w:tc>
           <w:tcPr>
             <w:tcW w:type="dxa" w:w="2088"/>
-            <w:vAlign w:val="center"/>
+            <w:vAlign w:val="centre"/>
             <w:shd w:fill="F3F7FA"/>
           </w:tcPr>
           <w:p>
@@ -2028,7 +2028,7 @@
         <w:tc>
           <w:tcPr>
             <w:tcW w:type="dxa" w:w="4464"/>
-            <w:vAlign w:val="center"/>
+            <w:vAlign w:val="centre"/>
             <w:shd w:fill="F3F7FA"/>
           </w:tcPr>
           <w:p>
@@ -2049,7 +2049,7 @@
         <w:tc>
           <w:tcPr>
             <w:tcW w:type="dxa" w:w="3456"/>
-            <w:vAlign w:val="center"/>
+            <w:vAlign w:val="centre"/>
             <w:shd w:fill="F3F7FA"/>
           </w:tcPr>
           <w:p>
@@ -2071,7 +2071,7 @@
         <w:tc>
           <w:tcPr>
             <w:tcW w:type="dxa" w:w="2088"/>
-            <w:vAlign w:val="center"/>
+            <w:vAlign w:val="centre"/>
           </w:tcPr>
           <w:p>
             <w:pPr>
@@ -2095,7 +2095,7 @@
         <w:tc>
           <w:tcPr>
             <w:tcW w:type="dxa" w:w="4464"/>
-            <w:vAlign w:val="center"/>
+            <w:vAlign w:val="centre"/>
           </w:tcPr>
           <w:p>
             <w:pPr>
@@ -2115,7 +2115,7 @@
         <w:tc>
           <w:tcPr>
             <w:tcW w:type="dxa" w:w="3456"/>
-            <w:vAlign w:val="center"/>
+            <w:vAlign w:val="centre"/>
           </w:tcPr>
           <w:p>
             <w:pPr>
@@ -2136,7 +2136,7 @@
         <w:tc>
           <w:tcPr>
             <w:tcW w:type="dxa" w:w="2088"/>
-            <w:vAlign w:val="center"/>
+            <w:vAlign w:val="centre"/>
             <w:shd w:fill="F3F7FA"/>
           </w:tcPr>
           <w:p>
@@ -2161,7 +2161,7 @@
         <w:tc>
           <w:tcPr>
             <w:tcW w:type="dxa" w:w="4464"/>
-            <w:vAlign w:val="center"/>
+            <w:vAlign w:val="centre"/>
             <w:shd w:fill="F3F7FA"/>
           </w:tcPr>
           <w:p>
@@ -2182,7 +2182,7 @@
         <w:tc>
           <w:tcPr>
             <w:tcW w:type="dxa" w:w="3456"/>
-            <w:vAlign w:val="center"/>
+            <w:vAlign w:val="centre"/>
             <w:shd w:fill="F3F7FA"/>
           </w:tcPr>
           <w:p>
@@ -2227,15 +2227,14 @@
   <w:p>
     <w:pPr>
       <w:pStyle w:val="Footer"/>
-      <w:jc w:val="center"/>
+      <w:jc w:val="centre"/>
     </w:pPr>
     <w:r>
       <w:rPr>
-        <w:rFonts w:ascii="Arial" w:hAnsi="Arial"/>
-        <w:color w:val="666666"/>
-        <w:sz w:val="16"/>
-      </w:rPr>
-      <w:t>AI and Healthcare Economics Companion Resource | Version 6.0.0</w:t>
+        <w:color w:val="5F5A5B"/>
+        <w:sz w:val="15"/>
+      </w:rPr>
+      <w:t>Muthana Zouri · Carmen Marinela Cumpăt · Grigore T. Popa University of Medicine and Pharmacy Publishing House · 2026</w:t>
     </w:r>
   </w:p>
 </w:ftr>
@@ -2266,7 +2265,25 @@
   <w:p>
     <w:pPr>
       <w:pStyle w:val="Header"/>
-    </w:pPr>
+      <w:jc w:val="centre"/>
+    </w:pPr>
+    <w:r/>
+    <w:r>
+      <w:rPr>
+        <w:rFonts w:ascii="Georgia" w:hAnsi="Georgia"/>
+        <w:b/>
+        <w:color w:val="7B1734"/>
+        <w:sz w:val="17"/>
+      </w:rPr>
+      <w:t>Artificial Intelligence and Healthcare Economics</w:t>
+    </w:r>
+    <w:r>
+      <w:rPr>
+        <w:color w:val="5F5A5B"/>
+        <w:sz w:val="16"/>
+      </w:rPr>
+      <w:t xml:space="preserve"> · Digital Resource Companion · V1.0</w:t>
+    </w:r>
   </w:p>
 </w:hdr>
 </file>
@@ -2671,7 +2688,7 @@
     <w:rsid w:val="00E618BF"/>
     <w:pPr>
       <w:tabs>
-        <w:tab w:val="center" w:pos="4680"/>
+        <w:tab w:val="centre" w:pos="4680"/>
         <w:tab w:val="right" w:pos="9360"/>
       </w:tabs>
       <w:spacing w:after="0" w:line="240" w:lineRule="auto"/>
@@ -2693,7 +2710,7 @@
     <w:rsid w:val="00E618BF"/>
     <w:pPr>
       <w:tabs>
-        <w:tab w:val="center" w:pos="4680"/>
+        <w:tab w:val="centre" w:pos="4680"/>
         <w:tab w:val="right" w:pos="9360"/>
       </w:tabs>
       <w:spacing w:after="0" w:line="240" w:lineRule="auto"/>
